--- a/docs/LAY-EEG-034_RevA_carrier_layout_rule_sheet.docx
+++ b/docs/LAY-EEG-034_RevA_carrier_layout_rule_sheet.docx
@@ -132,7 +132,7 @@
         <w:t xml:space="preserve"> </w:t>
       </w:r>
       <w:r>
-        <w:t xml:space="preserve">DSN-EEG-003 Rev C, then RFQ-EEG-001 Rev E, then ICD-EEG-006 Rev B.</w:t>
+        <w:t xml:space="preserve">DSN-EEG-003 Rev D, then RFQ-EEG-001 Rev E, then ICD-EEG-006 Rev C.</w:t>
       </w:r>
       <w:r>
         <w:t xml:space="preserve"> </w:t>
@@ -326,7 +326,7 @@
           <w:b/>
           <w:bCs/>
         </w:rPr>
-        <w:t xml:space="preserve">DSN-EEG-003 Rev C section 3.2</w:t>
+        <w:t xml:space="preserve">DSN-EEG-003 Rev D section 3.2</w:t>
       </w:r>
       <w:r>
         <w:t xml:space="preserve"> </w:t>
@@ -436,7 +436,7 @@
           <w:b/>
           <w:bCs/>
         </w:rPr>
-        <w:t xml:space="preserve">DSN-EEG-003 Rev C section 3.3 rules 1 and 2</w:t>
+        <w:t xml:space="preserve">DSN-EEG-003 Rev D section 3.3 rules 1 and 2</w:t>
       </w:r>
       <w:r>
         <w:t xml:space="preserve">, cited and not restated. In this sheet’s terms:</w:t>
@@ -687,7 +687,7 @@
           <w:b/>
           <w:bCs/>
         </w:rPr>
-        <w:t xml:space="preserve">DSN-EEG-003 Rev C section 3.3 rule 4.</w:t>
+        <w:t xml:space="preserve">DSN-EEG-003 Rev D section 3.3 rule 4.</w:t>
       </w:r>
       <w:r>
         <w:t xml:space="preserve"> </w:t>

--- a/docs/LAY-EEG-034_RevA_carrier_layout_rule_sheet.docx
+++ b/docs/LAY-EEG-034_RevA_carrier_layout_rule_sheet.docx
@@ -132,7 +132,7 @@
         <w:t xml:space="preserve"> </w:t>
       </w:r>
       <w:r>
-        <w:t xml:space="preserve">DSN-EEG-003 Rev D, then RFQ-EEG-001 Rev E, then ICD-EEG-006 Rev C.</w:t>
+        <w:t xml:space="preserve">DSN-EEG-003 Rev C, then RFQ-EEG-001 Rev E, then ICD-EEG-006 Rev B.</w:t>
       </w:r>
       <w:r>
         <w:t xml:space="preserve"> </w:t>
@@ -326,7 +326,7 @@
           <w:b/>
           <w:bCs/>
         </w:rPr>
-        <w:t xml:space="preserve">DSN-EEG-003 Rev D section 3.2</w:t>
+        <w:t xml:space="preserve">DSN-EEG-003 Rev C section 3.2</w:t>
       </w:r>
       <w:r>
         <w:t xml:space="preserve"> </w:t>
@@ -436,7 +436,7 @@
           <w:b/>
           <w:bCs/>
         </w:rPr>
-        <w:t xml:space="preserve">DSN-EEG-003 Rev D section 3.3 rules 1 and 2</w:t>
+        <w:t xml:space="preserve">DSN-EEG-003 Rev C section 3.3 rules 1 and 2</w:t>
       </w:r>
       <w:r>
         <w:t xml:space="preserve">, cited and not restated. In this sheet’s terms:</w:t>
@@ -687,7 +687,7 @@
           <w:b/>
           <w:bCs/>
         </w:rPr>
-        <w:t xml:space="preserve">DSN-EEG-003 Rev D section 3.3 rule 4.</w:t>
+        <w:t xml:space="preserve">DSN-EEG-003 Rev C section 3.3 rule 4.</w:t>
       </w:r>
       <w:r>
         <w:t xml:space="preserve"> </w:t>
@@ -879,7 +879,23 @@
         <w:t xml:space="preserve"> </w:t>
       </w:r>
       <w:r>
-        <w:t xml:space="preserve">marks a figure that is a proposal of this programme and not a transcription from a governing document – if one of those is unroutable, say so at the placement gate rather than relaxing it silently.</w:t>
+        <w:t xml:space="preserve">names the</w:t>
+      </w:r>
+      <w:r>
+        <w:t xml:space="preserve"> </w:t>
+      </w:r>
+      <w:r>
+        <w:rPr>
+          <w:b/>
+          <w:bCs/>
+        </w:rPr>
+        <w:t xml:space="preserve">columns of that row</w:t>
+      </w:r>
+      <w:r>
+        <w:t xml:space="preserve"> </w:t>
+      </w:r>
+      <w:r>
+        <w:t xml:space="preserve">that are proposals of this programme and not transcriptions from a governing document – if one of those is unroutable, say so at the placement gate rather than relaxing it silently. Everything not named there is a requirement.</w:t>
       </w:r>
     </w:p>
     <w:tbl>
@@ -890,13 +906,13 @@
         <w:tblLook w:firstRow="1" w:lastRow="0" w:firstColumn="0" w:lastColumn="0" w:noHBand="0" w:noVBand="0" w:val="0020"/>
       </w:tblPr>
       <w:tblGrid>
-        <w:gridCol w:w="1472"/>
-        <w:gridCol w:w="1151"/>
-        <w:gridCol w:w="1525"/>
-        <w:gridCol w:w="1525"/>
-        <w:gridCol w:w="1284"/>
-        <w:gridCol w:w="1226"/>
-        <w:gridCol w:w="1228"/>
+        <w:gridCol w:w="1455"/>
+        <w:gridCol w:w="1139"/>
+        <w:gridCol w:w="1507"/>
+        <w:gridCol w:w="1507"/>
+        <w:gridCol w:w="1270"/>
+        <w:gridCol w:w="1213"/>
+        <w:gridCol w:w="1320"/>
       </w:tblGrid>
       <w:tr>
         <w:trPr>
@@ -905,7 +921,7 @@
         </w:trPr>
         <w:tc>
           <w:tcPr>
-            <w:tcW w:w="1472" w:type="dxa"/>
+            <w:tcW w:w="1455" w:type="dxa"/>
           </w:tcPr>
           <w:p>
             <w:pPr>
@@ -918,7 +934,7 @@
         </w:tc>
         <w:tc>
           <w:tcPr>
-            <w:tcW w:w="1151" w:type="dxa"/>
+            <w:tcW w:w="1139" w:type="dxa"/>
           </w:tcPr>
           <w:p>
             <w:pPr>
@@ -931,7 +947,7 @@
         </w:tc>
         <w:tc>
           <w:tcPr>
-            <w:tcW w:w="1525" w:type="dxa"/>
+            <w:tcW w:w="1507" w:type="dxa"/>
           </w:tcPr>
           <w:p>
             <w:pPr>
@@ -944,7 +960,7 @@
         </w:tc>
         <w:tc>
           <w:tcPr>
-            <w:tcW w:w="1525" w:type="dxa"/>
+            <w:tcW w:w="1507" w:type="dxa"/>
           </w:tcPr>
           <w:p>
             <w:pPr>
@@ -957,7 +973,7 @@
         </w:tc>
         <w:tc>
           <w:tcPr>
-            <w:tcW w:w="1284" w:type="dxa"/>
+            <w:tcW w:w="1270" w:type="dxa"/>
           </w:tcPr>
           <w:p>
             <w:pPr>
@@ -970,7 +986,7 @@
         </w:tc>
         <w:tc>
           <w:tcPr>
-            <w:tcW w:w="1226" w:type="dxa"/>
+            <w:tcW w:w="1213" w:type="dxa"/>
           </w:tcPr>
           <w:p>
             <w:pPr>
@@ -983,7 +999,7 @@
         </w:tc>
         <w:tc>
           <w:tcPr>
-            <w:tcW w:w="1228" w:type="dxa"/>
+            <w:tcW w:w="1320" w:type="dxa"/>
           </w:tcPr>
           <w:p>
             <w:pPr>
@@ -1001,7 +1017,7 @@
         </w:trPr>
         <w:tc>
           <w:tcPr>
-            <w:tcW w:w="1472" w:type="dxa"/>
+            <w:tcW w:w="1455" w:type="dxa"/>
           </w:tcPr>
           <w:p>
             <w:pPr>
@@ -1017,7 +1033,7 @@
         </w:tc>
         <w:tc>
           <w:tcPr>
-            <w:tcW w:w="1151" w:type="dxa"/>
+            <w:tcW w:w="1139" w:type="dxa"/>
           </w:tcPr>
           <w:p>
             <w:pPr>
@@ -1030,7 +1046,7 @@
         </w:tc>
         <w:tc>
           <w:tcPr>
-            <w:tcW w:w="1525" w:type="dxa"/>
+            <w:tcW w:w="1507" w:type="dxa"/>
           </w:tcPr>
           <w:p>
             <w:pPr>
@@ -1043,7 +1059,7 @@
         </w:tc>
         <w:tc>
           <w:tcPr>
-            <w:tcW w:w="1525" w:type="dxa"/>
+            <w:tcW w:w="1507" w:type="dxa"/>
           </w:tcPr>
           <w:p>
             <w:pPr>
@@ -1056,7 +1072,7 @@
         </w:tc>
         <w:tc>
           <w:tcPr>
-            <w:tcW w:w="1284" w:type="dxa"/>
+            <w:tcW w:w="1270" w:type="dxa"/>
           </w:tcPr>
           <w:p>
             <w:pPr>
@@ -1069,7 +1085,7 @@
         </w:tc>
         <w:tc>
           <w:tcPr>
-            <w:tcW w:w="1226" w:type="dxa"/>
+            <w:tcW w:w="1213" w:type="dxa"/>
           </w:tcPr>
           <w:p>
             <w:pPr>
@@ -1082,7 +1098,7 @@
         </w:tc>
         <w:tc>
           <w:tcPr>
-            <w:tcW w:w="1228" w:type="dxa"/>
+            <w:tcW w:w="1320" w:type="dxa"/>
           </w:tcPr>
           <w:p>
             <w:pPr>
@@ -1093,7 +1109,7 @@
                 <w:b/>
                 <w:bCs/>
               </w:rPr>
-              <w:t xml:space="preserve">yes</w:t>
+              <w:t xml:space="preserve">width</w:t>
             </w:r>
           </w:p>
         </w:tc>
@@ -1104,7 +1120,7 @@
         </w:trPr>
         <w:tc>
           <w:tcPr>
-            <w:tcW w:w="1472" w:type="dxa"/>
+            <w:tcW w:w="1455" w:type="dxa"/>
           </w:tcPr>
           <w:p>
             <w:pPr>
@@ -1120,7 +1136,7 @@
         </w:tc>
         <w:tc>
           <w:tcPr>
-            <w:tcW w:w="1151" w:type="dxa"/>
+            <w:tcW w:w="1139" w:type="dxa"/>
           </w:tcPr>
           <w:p>
             <w:pPr>
@@ -1133,7 +1149,7 @@
         </w:tc>
         <w:tc>
           <w:tcPr>
-            <w:tcW w:w="1525" w:type="dxa"/>
+            <w:tcW w:w="1507" w:type="dxa"/>
           </w:tcPr>
           <w:p>
             <w:pPr>
@@ -1146,7 +1162,7 @@
         </w:tc>
         <w:tc>
           <w:tcPr>
-            <w:tcW w:w="1525" w:type="dxa"/>
+            <w:tcW w:w="1507" w:type="dxa"/>
           </w:tcPr>
           <w:p>
             <w:pPr>
@@ -1159,7 +1175,7 @@
         </w:tc>
         <w:tc>
           <w:tcPr>
-            <w:tcW w:w="1284" w:type="dxa"/>
+            <w:tcW w:w="1270" w:type="dxa"/>
           </w:tcPr>
           <w:p>
             <w:pPr>
@@ -1172,7 +1188,7 @@
         </w:tc>
         <w:tc>
           <w:tcPr>
-            <w:tcW w:w="1226" w:type="dxa"/>
+            <w:tcW w:w="1213" w:type="dxa"/>
           </w:tcPr>
           <w:p>
             <w:pPr>
@@ -1185,7 +1201,7 @@
         </w:tc>
         <w:tc>
           <w:tcPr>
-            <w:tcW w:w="1228" w:type="dxa"/>
+            <w:tcW w:w="1320" w:type="dxa"/>
           </w:tcPr>
           <w:p>
             <w:pPr>
@@ -1196,7 +1212,7 @@
                 <w:b/>
                 <w:bCs/>
               </w:rPr>
-              <w:t xml:space="preserve">yes</w:t>
+              <w:t xml:space="preserve">width</w:t>
             </w:r>
           </w:p>
         </w:tc>
@@ -1207,7 +1223,7 @@
         </w:trPr>
         <w:tc>
           <w:tcPr>
-            <w:tcW w:w="1472" w:type="dxa"/>
+            <w:tcW w:w="1455" w:type="dxa"/>
           </w:tcPr>
           <w:p>
             <w:pPr>
@@ -1223,7 +1239,7 @@
         </w:tc>
         <w:tc>
           <w:tcPr>
-            <w:tcW w:w="1151" w:type="dxa"/>
+            <w:tcW w:w="1139" w:type="dxa"/>
           </w:tcPr>
           <w:p>
             <w:pPr>
@@ -1236,7 +1252,7 @@
         </w:tc>
         <w:tc>
           <w:tcPr>
-            <w:tcW w:w="1525" w:type="dxa"/>
+            <w:tcW w:w="1507" w:type="dxa"/>
           </w:tcPr>
           <w:p>
             <w:pPr>
@@ -1249,7 +1265,7 @@
         </w:tc>
         <w:tc>
           <w:tcPr>
-            <w:tcW w:w="1525" w:type="dxa"/>
+            <w:tcW w:w="1507" w:type="dxa"/>
           </w:tcPr>
           <w:p>
             <w:pPr>
@@ -1262,7 +1278,7 @@
         </w:tc>
         <w:tc>
           <w:tcPr>
-            <w:tcW w:w="1284" w:type="dxa"/>
+            <w:tcW w:w="1270" w:type="dxa"/>
           </w:tcPr>
           <w:p>
             <w:pPr>
@@ -1275,7 +1291,7 @@
         </w:tc>
         <w:tc>
           <w:tcPr>
-            <w:tcW w:w="1226" w:type="dxa"/>
+            <w:tcW w:w="1213" w:type="dxa"/>
           </w:tcPr>
           <w:p>
             <w:pPr>
@@ -1288,7 +1304,7 @@
         </w:tc>
         <w:tc>
           <w:tcPr>
-            <w:tcW w:w="1228" w:type="dxa"/>
+            <w:tcW w:w="1320" w:type="dxa"/>
           </w:tcPr>
           <w:p>
             <w:pPr>
@@ -1306,7 +1322,7 @@
         </w:trPr>
         <w:tc>
           <w:tcPr>
-            <w:tcW w:w="1472" w:type="dxa"/>
+            <w:tcW w:w="1455" w:type="dxa"/>
           </w:tcPr>
           <w:p>
             <w:pPr>
@@ -1322,7 +1338,7 @@
         </w:tc>
         <w:tc>
           <w:tcPr>
-            <w:tcW w:w="1151" w:type="dxa"/>
+            <w:tcW w:w="1139" w:type="dxa"/>
           </w:tcPr>
           <w:p>
             <w:pPr>
@@ -1335,7 +1351,7 @@
         </w:tc>
         <w:tc>
           <w:tcPr>
-            <w:tcW w:w="1525" w:type="dxa"/>
+            <w:tcW w:w="1507" w:type="dxa"/>
           </w:tcPr>
           <w:p>
             <w:pPr>
@@ -1348,7 +1364,7 @@
         </w:tc>
         <w:tc>
           <w:tcPr>
-            <w:tcW w:w="1525" w:type="dxa"/>
+            <w:tcW w:w="1507" w:type="dxa"/>
           </w:tcPr>
           <w:p>
             <w:pPr>
@@ -1361,7 +1377,7 @@
         </w:tc>
         <w:tc>
           <w:tcPr>
-            <w:tcW w:w="1284" w:type="dxa"/>
+            <w:tcW w:w="1270" w:type="dxa"/>
           </w:tcPr>
           <w:p>
             <w:pPr>
@@ -1374,7 +1390,7 @@
         </w:tc>
         <w:tc>
           <w:tcPr>
-            <w:tcW w:w="1226" w:type="dxa"/>
+            <w:tcW w:w="1213" w:type="dxa"/>
           </w:tcPr>
           <w:p>
             <w:pPr>
@@ -1387,7 +1403,7 @@
         </w:tc>
         <w:tc>
           <w:tcPr>
-            <w:tcW w:w="1228" w:type="dxa"/>
+            <w:tcW w:w="1320" w:type="dxa"/>
           </w:tcPr>
           <w:p>
             <w:pPr>
@@ -1405,7 +1421,7 @@
         </w:trPr>
         <w:tc>
           <w:tcPr>
-            <w:tcW w:w="1472" w:type="dxa"/>
+            <w:tcW w:w="1455" w:type="dxa"/>
           </w:tcPr>
           <w:p>
             <w:pPr>
@@ -1421,7 +1437,7 @@
         </w:tc>
         <w:tc>
           <w:tcPr>
-            <w:tcW w:w="1151" w:type="dxa"/>
+            <w:tcW w:w="1139" w:type="dxa"/>
           </w:tcPr>
           <w:p>
             <w:pPr>
@@ -1434,7 +1450,7 @@
         </w:tc>
         <w:tc>
           <w:tcPr>
-            <w:tcW w:w="1525" w:type="dxa"/>
+            <w:tcW w:w="1507" w:type="dxa"/>
           </w:tcPr>
           <w:p>
             <w:pPr>
@@ -1447,7 +1463,7 @@
         </w:tc>
         <w:tc>
           <w:tcPr>
-            <w:tcW w:w="1525" w:type="dxa"/>
+            <w:tcW w:w="1507" w:type="dxa"/>
           </w:tcPr>
           <w:p>
             <w:pPr>
@@ -1460,7 +1476,7 @@
         </w:tc>
         <w:tc>
           <w:tcPr>
-            <w:tcW w:w="1284" w:type="dxa"/>
+            <w:tcW w:w="1270" w:type="dxa"/>
           </w:tcPr>
           <w:p>
             <w:pPr>
@@ -1473,7 +1489,7 @@
         </w:tc>
         <w:tc>
           <w:tcPr>
-            <w:tcW w:w="1226" w:type="dxa"/>
+            <w:tcW w:w="1213" w:type="dxa"/>
           </w:tcPr>
           <w:p>
             <w:pPr>
@@ -1486,7 +1502,7 @@
         </w:tc>
         <w:tc>
           <w:tcPr>
-            <w:tcW w:w="1228" w:type="dxa"/>
+            <w:tcW w:w="1320" w:type="dxa"/>
           </w:tcPr>
           <w:p>
             <w:pPr>
@@ -1504,7 +1520,7 @@
         </w:trPr>
         <w:tc>
           <w:tcPr>
-            <w:tcW w:w="1472" w:type="dxa"/>
+            <w:tcW w:w="1455" w:type="dxa"/>
           </w:tcPr>
           <w:p>
             <w:pPr>
@@ -1520,7 +1536,7 @@
         </w:tc>
         <w:tc>
           <w:tcPr>
-            <w:tcW w:w="1151" w:type="dxa"/>
+            <w:tcW w:w="1139" w:type="dxa"/>
           </w:tcPr>
           <w:p>
             <w:pPr>
@@ -1533,7 +1549,7 @@
         </w:tc>
         <w:tc>
           <w:tcPr>
-            <w:tcW w:w="1525" w:type="dxa"/>
+            <w:tcW w:w="1507" w:type="dxa"/>
           </w:tcPr>
           <w:p>
             <w:pPr>
@@ -1546,7 +1562,7 @@
         </w:tc>
         <w:tc>
           <w:tcPr>
-            <w:tcW w:w="1525" w:type="dxa"/>
+            <w:tcW w:w="1507" w:type="dxa"/>
           </w:tcPr>
           <w:p>
             <w:pPr>
@@ -1559,7 +1575,7 @@
         </w:tc>
         <w:tc>
           <w:tcPr>
-            <w:tcW w:w="1284" w:type="dxa"/>
+            <w:tcW w:w="1270" w:type="dxa"/>
           </w:tcPr>
           <w:p>
             <w:pPr>
@@ -1572,7 +1588,7 @@
         </w:tc>
         <w:tc>
           <w:tcPr>
-            <w:tcW w:w="1226" w:type="dxa"/>
+            <w:tcW w:w="1213" w:type="dxa"/>
           </w:tcPr>
           <w:p>
             <w:pPr>
@@ -1585,7 +1601,7 @@
         </w:tc>
         <w:tc>
           <w:tcPr>
-            <w:tcW w:w="1228" w:type="dxa"/>
+            <w:tcW w:w="1320" w:type="dxa"/>
           </w:tcPr>
           <w:p>
             <w:pPr>
@@ -1603,7 +1619,7 @@
         </w:trPr>
         <w:tc>
           <w:tcPr>
-            <w:tcW w:w="1472" w:type="dxa"/>
+            <w:tcW w:w="1455" w:type="dxa"/>
           </w:tcPr>
           <w:p>
             <w:pPr>
@@ -1619,7 +1635,7 @@
         </w:tc>
         <w:tc>
           <w:tcPr>
-            <w:tcW w:w="1151" w:type="dxa"/>
+            <w:tcW w:w="1139" w:type="dxa"/>
           </w:tcPr>
           <w:p>
             <w:pPr>
@@ -1632,7 +1648,7 @@
         </w:tc>
         <w:tc>
           <w:tcPr>
-            <w:tcW w:w="1525" w:type="dxa"/>
+            <w:tcW w:w="1507" w:type="dxa"/>
           </w:tcPr>
           <w:p>
             <w:pPr>
@@ -1645,7 +1661,7 @@
         </w:tc>
         <w:tc>
           <w:tcPr>
-            <w:tcW w:w="1525" w:type="dxa"/>
+            <w:tcW w:w="1507" w:type="dxa"/>
           </w:tcPr>
           <w:p>
             <w:pPr>
@@ -1658,7 +1674,7 @@
         </w:tc>
         <w:tc>
           <w:tcPr>
-            <w:tcW w:w="1284" w:type="dxa"/>
+            <w:tcW w:w="1270" w:type="dxa"/>
           </w:tcPr>
           <w:p>
             <w:pPr>
@@ -1671,7 +1687,7 @@
         </w:tc>
         <w:tc>
           <w:tcPr>
-            <w:tcW w:w="1226" w:type="dxa"/>
+            <w:tcW w:w="1213" w:type="dxa"/>
           </w:tcPr>
           <w:p>
             <w:pPr>
@@ -1684,7 +1700,7 @@
         </w:tc>
         <w:tc>
           <w:tcPr>
-            <w:tcW w:w="1228" w:type="dxa"/>
+            <w:tcW w:w="1320" w:type="dxa"/>
           </w:tcPr>
           <w:p>
             <w:pPr>
@@ -1702,7 +1718,7 @@
         </w:trPr>
         <w:tc>
           <w:tcPr>
-            <w:tcW w:w="1472" w:type="dxa"/>
+            <w:tcW w:w="1455" w:type="dxa"/>
           </w:tcPr>
           <w:p>
             <w:pPr>
@@ -1718,7 +1734,7 @@
         </w:tc>
         <w:tc>
           <w:tcPr>
-            <w:tcW w:w="1151" w:type="dxa"/>
+            <w:tcW w:w="1139" w:type="dxa"/>
           </w:tcPr>
           <w:p>
             <w:pPr>
@@ -1731,7 +1747,7 @@
         </w:tc>
         <w:tc>
           <w:tcPr>
-            <w:tcW w:w="1525" w:type="dxa"/>
+            <w:tcW w:w="1507" w:type="dxa"/>
           </w:tcPr>
           <w:p>
             <w:pPr>
@@ -1744,7 +1760,7 @@
         </w:tc>
         <w:tc>
           <w:tcPr>
-            <w:tcW w:w="1525" w:type="dxa"/>
+            <w:tcW w:w="1507" w:type="dxa"/>
           </w:tcPr>
           <w:p>
             <w:pPr>
@@ -1757,7 +1773,7 @@
         </w:tc>
         <w:tc>
           <w:tcPr>
-            <w:tcW w:w="1284" w:type="dxa"/>
+            <w:tcW w:w="1270" w:type="dxa"/>
           </w:tcPr>
           <w:p>
             <w:pPr>
@@ -1770,7 +1786,7 @@
         </w:tc>
         <w:tc>
           <w:tcPr>
-            <w:tcW w:w="1226" w:type="dxa"/>
+            <w:tcW w:w="1213" w:type="dxa"/>
           </w:tcPr>
           <w:p>
             <w:pPr>
@@ -1783,7 +1799,7 @@
         </w:tc>
         <w:tc>
           <w:tcPr>
-            <w:tcW w:w="1228" w:type="dxa"/>
+            <w:tcW w:w="1320" w:type="dxa"/>
           </w:tcPr>
           <w:p>
             <w:pPr>
@@ -1796,6 +1812,25 @@
         </w:tc>
       </w:tr>
     </w:tbl>
+    <w:p>
+      <w:pPr>
+        <w:pStyle w:val="BodyText"/>
+      </w:pPr>
+      <w:r>
+        <w:rPr>
+          <w:rStyle w:val="VerbatimChar"/>
+          <w:b/>
+          <w:bCs/>
+        </w:rPr>
+        <w:t xml:space="preserve">ELECTRODE</w:t>
+      </w:r>
+      <w:r>
+        <w:t xml:space="preserve"> </w:t>
+      </w:r>
+      <w:r>
+        <w:t xml:space="preserve">– every column of that row except width is a requirement transcribed from DSN-EEG-003 section 3.3 rule 3, and is not open for confirmation.</w:t>
+      </w:r>
+    </w:p>
     <w:p>
       <w:pPr>
         <w:pStyle w:val="BodyText"/>
@@ -1824,7 +1859,36 @@
         <w:t xml:space="preserve"> </w:t>
       </w:r>
       <w:r>
-        <w:t xml:space="preserve">– Patient-connected. The 0.35 mm clearance is DSN-EEG-003 section 3.3 rule 3 and is not a proposal. The rest of this row IS a proposal: rule 3 says these nets are routed on L1 with the reference plane continuous beneath them, and a via breaks the plane it is routed over, so L1-only and no vias is what rule 3 means read literally. It is achievable – the harness socket J14, the R/D/C protection rows and the module sockets J2/J4/J23/J29 are all on the top side. The 0.25 mm floor is above the board’s 0.20 mm because Rev B only reached 0.20 mm on these nets by relaxing, and a patient-connected conductor is the last place to spend the last 0.05 mm. Current is not the constraint: these carry microamperes.</w:t>
+        <w:t xml:space="preserve">– Patient-connected.</w:t>
+      </w:r>
+      <w:r>
+        <w:t xml:space="preserve"> </w:t>
+      </w:r>
+      <w:r>
+        <w:rPr>
+          <w:b/>
+          <w:bCs/>
+        </w:rPr>
+        <w:t xml:space="preserve">The clearance, the layer and the via restriction are requirements, not proposals.</w:t>
+      </w:r>
+      <w:r>
+        <w:t xml:space="preserve"> </w:t>
+      </w:r>
+      <w:r>
+        <w:t xml:space="preserve">DSN-EEG-003 section 3.3 rule 3 reads: every electrode net is routed on L1 with the reference plane continuous beneath it, at 0.35 mm clearance to any other net rather than 0.20 mm. The 0.35 mm is transcribed from that sentence and from the electrode-net clearance row of section 3.2; L1-only is transcribed from it word for word; and the via prohibition follows from both halves of it, because a net routed wholly on L1 has no via to place and a via would break the plane it is routed over. It is achievable – the harness socket J14, the R/D/C protection rows and the module sockets J2/J4/J23/J29 are all on the top side.</w:t>
+      </w:r>
+      <w:r>
+        <w:t xml:space="preserve"> </w:t>
+      </w:r>
+      <w:r>
+        <w:rPr>
+          <w:b/>
+          <w:bCs/>
+        </w:rPr>
+        <w:t xml:space="preserve">What IS a proposal is the width pair</w:t>
+      </w:r>
+      <w:r>
+        <w:t xml:space="preserve">, and only that: no governing document fixes a width for these nets. Section 3.2 gives the board a 0.20 mm floor and a 0.25 mm preferred width and says nothing about the electrode class. The 0.25 mm minimum is set above the board floor because Rev B only reached 0.20 mm on these nets by relaxing, and a patient-connected conductor is the last place to spend the last 0.05 mm. Current is not the constraint: these carry microamperes.</w:t>
       </w:r>
     </w:p>
     <w:p>
